--- a/uploads/Proposta/Proposta_FESTIVAL CLUBE DE CRIAÇÃO_.docx
+++ b/uploads/Proposta/Proposta_FESTIVAL CLUBE DE CRIAÇÃO_.docx
@@ -389,7 +389,7 @@
                 <w:szCs w:val="24"/>
                 <w:u w:val="single"/>
               </w:rPr>
-              <w:t xml:space="preserve">03/10/2025 ATÉ: 03/10/2025</w:t>
+              <w:t xml:space="preserve">15/10/2026 ATÉ: 15/10/2026</w:t>
             </w:r>
           </w:p>
         </w:tc>
@@ -445,7 +445,7 @@
                 <w:szCs w:val="24"/>
                 <w:u w:val="single"/>
               </w:rPr>
-              <w:t xml:space="preserve">03/10/2025 ATÉ: 03/10/2025</w:t>
+              <w:t xml:space="preserve">15/10/2026 ATÉ: 16/10/2026</w:t>
             </w:r>
           </w:p>
         </w:tc>
@@ -501,7 +501,7 @@
                 <w:szCs w:val="24"/>
                 <w:u w:val="single"/>
               </w:rPr>
-              <w:t xml:space="preserve">04/10/2025 ATÉ: 05/10/2025</w:t>
+              <w:t xml:space="preserve">17/10/2026 ATÉ: 18/10/2026</w:t>
             </w:r>
           </w:p>
         </w:tc>
@@ -564,7 +564,7 @@
                 <w:szCs w:val="24"/>
                 <w:u w:val="single"/>
               </w:rPr>
-              <w:t xml:space="preserve">05/10/2025 ATÉ: 05/10/2025</w:t>
+              <w:t xml:space="preserve">19/10/2026 ATÉ: 19/10/2026</w:t>
             </w:r>
           </w:p>
         </w:tc>
@@ -944,7 +944,7 @@
           <w:sz w:val="24"/>
           <w:szCs w:val="24"/>
         </w:rPr>
-        <w:t xml:space="preserve">• 1 Coordenador De Staff, 3 Diária(s), de: 03/10/2025 até: 05/10/2025</w:t>
+        <w:t xml:space="preserve">• 1 Coordenador De Staff, 3 Diária(s), de: 16/10/2026 até: 18/10/2026</w:t>
       </w:r>
     </w:p>
     <w:p>
@@ -964,7 +964,7 @@
           <w:sz w:val="24"/>
           <w:szCs w:val="24"/>
         </w:rPr>
-        <w:t xml:space="preserve">• 19 Recepcionista Mono, 2 Diária(s), de: 04/10/2025 até: 05/10/2025</w:t>
+        <w:t xml:space="preserve">• 20 Recepcionista Mono, 2 Diária(s), de: 17/10/2026 até: 18/10/2026</w:t>
       </w:r>
     </w:p>
     <w:p>
@@ -984,7 +984,7 @@
           <w:sz w:val="24"/>
           <w:szCs w:val="24"/>
         </w:rPr>
-        <w:t xml:space="preserve">• 2 TéCnico De Ti, 3 Diária(s), de: 03/10/2025 até: 05/10/2025</w:t>
+        <w:t xml:space="preserve">• 2 TéCnico De Ti, 3 Diária(s), de: 16/10/2026 até: 18/10/2026</w:t>
       </w:r>
     </w:p>
     <w:p>
@@ -1077,7 +1077,7 @@
           <w:sz w:val="24"/>
           <w:szCs w:val="24"/>
         </w:rPr>
-        <w:t xml:space="preserve">• 1 Sistema De Credenciamento, 1 Diária(s), de: 03/10/2025 até: 03/10/2025</w:t>
+        <w:t xml:space="preserve">• 1 Sistema De Credenciamento, 1 Diária(s), de: 15/10/2026 até: 15/10/2026</w:t>
       </w:r>
     </w:p>
     <w:p>
@@ -1097,7 +1097,7 @@
           <w:sz w:val="24"/>
           <w:szCs w:val="24"/>
         </w:rPr>
-        <w:t xml:space="preserve">• 1 Suprimentos, 1 Diária(s), de: 03/10/2025 até: 03/10/2025</w:t>
+        <w:t xml:space="preserve">• 1 Suprimentos, 1 Diária(s), de: 16/10/2026 até: 16/10/2026</w:t>
       </w:r>
     </w:p>
     <w:p>
@@ -1117,7 +1117,7 @@
           <w:sz w:val="24"/>
           <w:szCs w:val="24"/>
         </w:rPr>
-        <w:t xml:space="preserve">• 11 Celular Leitor, 3 Diária(s), de: 03/10/2025 até: 05/10/2025</w:t>
+        <w:t xml:space="preserve">• 16 Celular Leitor, 3 Diária(s), de: 03/10/2025 até: 05/10/2025</w:t>
       </w:r>
     </w:p>
     <w:p>
@@ -1137,7 +1137,7 @@
           <w:sz w:val="24"/>
           <w:szCs w:val="24"/>
         </w:rPr>
-        <w:t xml:space="preserve">• 4 Impressora De Etiqueta, 3 Diária(s), de: 03/10/2025 até: 05/10/2025</w:t>
+        <w:t xml:space="preserve">• 4 Impressora De Etiqueta, 3 Diária(s), de: 16/10/2026 até: 18/10/2026</w:t>
       </w:r>
     </w:p>
     <w:p>
@@ -1157,7 +1157,7 @@
           <w:sz w:val="24"/>
           <w:szCs w:val="24"/>
         </w:rPr>
-        <w:t xml:space="preserve">• 4 Notebook, 3 Diária(s), de: 03/10/2025 até: 05/10/2025</w:t>
+        <w:t xml:space="preserve">• 4 Notebook, 3 Diária(s), de: 16/10/2026 até: 18/10/2026</w:t>
       </w:r>
     </w:p>
     <w:p>
@@ -1177,7 +1177,7 @@
           <w:sz w:val="24"/>
           <w:szCs w:val="24"/>
         </w:rPr>
-        <w:t xml:space="preserve">• 8 Totem Completo, 3 Diária(s), de: 03/10/2025 até: 05/10/2025</w:t>
+        <w:t xml:space="preserve">• 8 Totem Completo, 3 Diária(s), de: 16/10/2026 até: 18/10/2026</w:t>
       </w:r>
     </w:p>
     <w:p>
@@ -1434,7 +1434,7 @@
           <w:sz w:val="24"/>
           <w:szCs w:val="24"/>
         </w:rPr>
-        <w:t xml:space="preserve">2025</w:t>
+        <w:t xml:space="preserve">2026</w:t>
       </w:r>
       <w:r>
         <w:rPr>
@@ -1452,7 +1452,7 @@
           <w:sz w:val="24"/>
           <w:szCs w:val="24"/>
         </w:rPr>
-        <w:t xml:space="preserve">R$ 63.000,00</w:t>
+        <w:t xml:space="preserve">R$ 66.519,40</w:t>
       </w:r>
       <w:r>
         <w:rPr>
@@ -1631,7 +1631,7 @@
           <w:i/>
           <w:iCs/>
         </w:rPr>
-        <w:t xml:space="preserve">30/03/2026</w:t>
+        <w:t xml:space="preserve">31/08/2026</w:t>
       </w:r>
     </w:p>
     <w:p>
